--- a/docs/PowerBI_Build_Guide.docx
+++ b/docs/PowerBI_Build_Guide.docx
@@ -1740,6 +1740,44 @@
       </w:r>
     </w:p>
     <w:p>
+      <w:r>
+        <w:t xml:space="preserve">It contains no date table, for the reason given in Part 3: </w:t>
+      </w:r>
+      <w:r>
+        <w:rPr>
+          <w:rFonts w:ascii="Consolas" w:hAnsi="Consolas"/>
+          <w:color w:val="2F6F9F"/>
+          <w:sz w:val="18"/>
+        </w:rPr>
+        <w:t>Monthly</w:t>
+      </w:r>
+      <w:r>
+        <w:t xml:space="preserve"> and </w:t>
+      </w:r>
+      <w:r>
+        <w:rPr>
+          <w:rFonts w:ascii="Consolas" w:hAnsi="Consolas"/>
+          <w:color w:val="2F6F9F"/>
+          <w:sz w:val="18"/>
+        </w:rPr>
+        <w:t>CategoryMonth</w:t>
+      </w:r>
+      <w:r>
+        <w:t xml:space="preserve"> carry their own </w:t>
+      </w:r>
+      <w:r>
+        <w:rPr>
+          <w:rFonts w:ascii="Consolas" w:hAnsi="Consolas"/>
+          <w:color w:val="2F6F9F"/>
+          <w:sz w:val="18"/>
+        </w:rPr>
+        <w:t>month_start</w:t>
+      </w:r>
+      <w:r>
+        <w:t xml:space="preserve"> at month grain, so nothing in the dashboard needs a calendar.</w:t>
+      </w:r>
+    </w:p>
+    <w:p>
       <w:pPr>
         <w:ind w:left="432"/>
       </w:pPr>
@@ -1748,13 +1786,25 @@
           <w:b/>
           <w:i/>
         </w:rPr>
-        <w:t>This project has never been opened in Power BI Desktop.</w:t>
+        <w:t>Known history.</w:t>
       </w:r>
       <w:r>
         <w:rPr>
           <w:i/>
         </w:rPr>
-        <w:t xml:space="preserve"> There is no Power BI in the environment that generated it, so it has been checked structurally — every file parses, every relationship points at a real column — but not actually opened. If it errors, don't fight it: start at Part 1 and build by hand. Send me the error text and I will fix the generator.</w:t>
+        <w:t xml:space="preserve"> The first version of this project was rejected by Power BI with </w:t>
+      </w:r>
+      <w:r>
+        <w:rPr>
+          <w:i/>
+        </w:rPr>
+        <w:t>"The calculated column 'DateTable[Date]' cannot be used as a primary key of the table"</w:t>
+      </w:r>
+      <w:r>
+        <w:rPr>
+          <w:i/>
+        </w:rPr>
+        <w:t xml:space="preserve"> — a calculated table cannot have a key column marked that way. The date table has been removed entirely rather than patched, since nothing here used it. If it still errors, don't fight it: start at Part 1 and build by hand, and send me the message so I can fix the generator.</w:t>
       </w:r>
     </w:p>
     <w:p>

--- a/docs/PowerBI_Build_Guide.docx
+++ b/docs/PowerBI_Build_Guide.docx
@@ -4090,7 +4090,7 @@
         <w:t>Revenue = SUM ( Sales[amount] )</w:t>
         <w:br/>
         <w:br/>
-        <w:t>Profit = SUM ( Sales[profit] )</w:t>
+        <w:t>Total Profit = SUM ( Sales[profit] )</w:t>
         <w:br/>
         <w:br/>
         <w:t>Orders = COUNTROWS ( Sales )</w:t>
@@ -4102,7 +4102,7 @@
         <w:t>Customers = DISTINCTCOUNT ( Sales[customer_id] )</w:t>
         <w:br/>
         <w:br/>
-        <w:t>Margin % = DIVIDE ( [Profit], [Revenue] ) * 100</w:t>
+        <w:t>Margin % = DIVIDE ( [Total Profit], [Revenue] ) * 100</w:t>
         <w:br/>
         <w:br/>
         <w:t>Avg Line Value = DIVIDE ( [Revenue], [Orders] )</w:t>
@@ -4190,6 +4190,151 @@
         <w:t>DIVIDE ( [Segment Profit],</w:t>
         <w:br/>
         <w:t xml:space="preserve">         CALCULATE ( [Segment Profit], ALL ( CustomerSegments ) ) ) * 100</w:t>
+      </w:r>
+    </w:p>
+    <w:p>
+      <w:pPr>
+        <w:pStyle w:val="Heading2"/>
+      </w:pPr>
+      <w:r>
+        <w:t>Why it is `Total Profit` and not `Profit`</w:t>
+      </w:r>
+    </w:p>
+    <w:p>
+      <w:r>
+        <w:t xml:space="preserve">A measure may not share a name with a column on the same table, and Power BI compares the names case-insensitively. </w:t>
+      </w:r>
+      <w:r>
+        <w:rPr>
+          <w:rFonts w:ascii="Consolas" w:hAnsi="Consolas"/>
+          <w:color w:val="2F6F9F"/>
+          <w:sz w:val="18"/>
+        </w:rPr>
+        <w:t>Sales</w:t>
+      </w:r>
+      <w:r>
+        <w:t xml:space="preserve"> already has a </w:t>
+      </w:r>
+      <w:r>
+        <w:rPr>
+          <w:rFonts w:ascii="Consolas" w:hAnsi="Consolas"/>
+          <w:color w:val="2F6F9F"/>
+          <w:sz w:val="18"/>
+        </w:rPr>
+        <w:t>profit</w:t>
+      </w:r>
+      <w:r>
+        <w:t xml:space="preserve"> column, so creating a measure called </w:t>
+      </w:r>
+      <w:r>
+        <w:rPr>
+          <w:rFonts w:ascii="Consolas" w:hAnsi="Consolas"/>
+          <w:color w:val="2F6F9F"/>
+          <w:sz w:val="18"/>
+        </w:rPr>
+        <w:t>Profit</w:t>
+      </w:r>
+      <w:r>
+        <w:t xml:space="preserve"> fails with </w:t>
+      </w:r>
+      <w:r>
+        <w:rPr>
+          <w:i/>
+        </w:rPr>
+        <w:t>"The 'Profit' measure cannot be created because a column with the same name already exists."</w:t>
+      </w:r>
+      <w:r>
+        <w:t xml:space="preserve"> Hence </w:t>
+      </w:r>
+      <w:r>
+        <w:rPr>
+          <w:rFonts w:ascii="Consolas" w:hAnsi="Consolas"/>
+          <w:color w:val="2F6F9F"/>
+          <w:sz w:val="18"/>
+        </w:rPr>
+        <w:t>Total Profit</w:t>
+      </w:r>
+      <w:r>
+        <w:t xml:space="preserve">, which is why </w:t>
+      </w:r>
+      <w:r>
+        <w:rPr>
+          <w:rFonts w:ascii="Consolas" w:hAnsi="Consolas"/>
+          <w:color w:val="2F6F9F"/>
+          <w:sz w:val="18"/>
+        </w:rPr>
+        <w:t>Margin %</w:t>
+      </w:r>
+      <w:r>
+        <w:t xml:space="preserve"> references </w:t>
+      </w:r>
+      <w:r>
+        <w:rPr>
+          <w:rFonts w:ascii="Consolas" w:hAnsi="Consolas"/>
+          <w:color w:val="2F6F9F"/>
+          <w:sz w:val="18"/>
+        </w:rPr>
+        <w:t>[Total Profit]</w:t>
+      </w:r>
+      <w:r>
+        <w:t>.</w:t>
+      </w:r>
+    </w:p>
+    <w:p>
+      <w:r>
+        <w:rPr>
+          <w:rFonts w:ascii="Consolas" w:hAnsi="Consolas"/>
+          <w:color w:val="2F6F9F"/>
+          <w:sz w:val="18"/>
+        </w:rPr>
+        <w:t>Revenue</w:t>
+      </w:r>
+      <w:r>
+        <w:t xml:space="preserve"> is fine, because </w:t>
+      </w:r>
+      <w:r>
+        <w:rPr>
+          <w:rFonts w:ascii="Consolas" w:hAnsi="Consolas"/>
+          <w:color w:val="2F6F9F"/>
+          <w:sz w:val="18"/>
+        </w:rPr>
+        <w:t>Sales</w:t>
+      </w:r>
+      <w:r>
+        <w:t xml:space="preserve"> holds </w:t>
+      </w:r>
+      <w:r>
+        <w:rPr>
+          <w:rFonts w:ascii="Consolas" w:hAnsi="Consolas"/>
+          <w:color w:val="2F6F9F"/>
+          <w:sz w:val="18"/>
+        </w:rPr>
+        <w:t>amount</w:t>
+      </w:r>
+      <w:r>
+        <w:t xml:space="preserve">, not </w:t>
+      </w:r>
+      <w:r>
+        <w:rPr>
+          <w:rFonts w:ascii="Consolas" w:hAnsi="Consolas"/>
+          <w:color w:val="2F6F9F"/>
+          <w:sz w:val="18"/>
+        </w:rPr>
+        <w:t>revenue</w:t>
+      </w:r>
+      <w:r>
+        <w:t xml:space="preserve">. The seven segment measures are all prefixed </w:t>
+      </w:r>
+      <w:r>
+        <w:rPr>
+          <w:rFonts w:ascii="Consolas" w:hAnsi="Consolas"/>
+          <w:color w:val="2F6F9F"/>
+          <w:sz w:val="18"/>
+        </w:rPr>
+        <w:t xml:space="preserve">Segment </w:t>
+      </w:r>
+      <w:r>
+        <w:t>, so none of them clash either.</w:t>
       </w:r>
     </w:p>
     <w:p>

--- a/docs/PowerBI_Build_Guide.docx
+++ b/docs/PowerBI_Build_Guide.docx
@@ -4190,6 +4190,171 @@
         <w:t>DIVIDE ( [Segment Profit],</w:t>
         <w:br/>
         <w:t xml:space="preserve">         CALCULATE ( [Segment Profit], ALL ( CustomerSegments ) ) ) * 100</w:t>
+      </w:r>
+    </w:p>
+    <w:p>
+      <w:pPr>
+        <w:pStyle w:val="Heading2"/>
+      </w:pPr>
+      <w:r>
+        <w:t>If Power BI says the name already exists</w:t>
+      </w:r>
+    </w:p>
+    <w:p>
+      <w:r>
+        <w:t xml:space="preserve">It offers to pick a different name for you. </w:t>
+      </w:r>
+      <w:r>
+        <w:rPr>
+          <w:b/>
+        </w:rPr>
+        <w:t>Do not accept that.</w:t>
+      </w:r>
+      <w:r>
+        <w:t xml:space="preserve"> The measures reference each other — </w:t>
+      </w:r>
+      <w:r>
+        <w:rPr>
+          <w:rFonts w:ascii="Consolas" w:hAnsi="Consolas"/>
+          <w:color w:val="2F6F9F"/>
+          <w:sz w:val="18"/>
+        </w:rPr>
+        <w:t>Margin %</w:t>
+      </w:r>
+      <w:r>
+        <w:t xml:space="preserve"> uses </w:t>
+      </w:r>
+      <w:r>
+        <w:rPr>
+          <w:rFonts w:ascii="Consolas" w:hAnsi="Consolas"/>
+          <w:color w:val="2F6F9F"/>
+          <w:sz w:val="18"/>
+        </w:rPr>
+        <w:t>[Total Profit]</w:t>
+      </w:r>
+      <w:r>
+        <w:t xml:space="preserve">, </w:t>
+      </w:r>
+      <w:r>
+        <w:rPr>
+          <w:rFonts w:ascii="Consolas" w:hAnsi="Consolas"/>
+          <w:color w:val="2F6F9F"/>
+          <w:sz w:val="18"/>
+        </w:rPr>
+        <w:t>Gap to Peak %</w:t>
+      </w:r>
+      <w:r>
+        <w:t xml:space="preserve"> uses </w:t>
+      </w:r>
+      <w:r>
+        <w:rPr>
+          <w:rFonts w:ascii="Consolas" w:hAnsi="Consolas"/>
+          <w:color w:val="2F6F9F"/>
+          <w:sz w:val="18"/>
+        </w:rPr>
+        <w:t>[Revenue per Month]</w:t>
+      </w:r>
+      <w:r>
+        <w:t xml:space="preserve"> — so a measure silently renamed to </w:t>
+      </w:r>
+      <w:r>
+        <w:rPr>
+          <w:rFonts w:ascii="Consolas" w:hAnsi="Consolas"/>
+          <w:color w:val="2F6F9F"/>
+          <w:sz w:val="18"/>
+        </w:rPr>
+        <w:t>Total Profit 2</w:t>
+      </w:r>
+      <w:r>
+        <w:t xml:space="preserve"> leaves the ones that call it broken or pointing at nothing.</w:t>
+      </w:r>
+    </w:p>
+    <w:p>
+      <w:r>
+        <w:t>The message means the measure is already in the model. Three ways that happens:</w:t>
+      </w:r>
+    </w:p>
+    <w:p>
+      <w:r>
+        <w:rPr>
+          <w:b/>
+        </w:rPr>
+        <w:t>You opened the generated `.pbip`.</w:t>
+      </w:r>
+      <w:r>
+        <w:t xml:space="preserve"> It already contains all 22 measures, so this whole Part is done — skip to Part 5 and verify them instead. Check the Data pane: measures carry a small calculator icon, columns do not.</w:t>
+      </w:r>
+    </w:p>
+    <w:p>
+      <w:r>
+        <w:rPr>
+          <w:b/>
+        </w:rPr>
+        <w:t>The Tabular Editor script ran twice.</w:t>
+      </w:r>
+      <w:r>
+        <w:t xml:space="preserve"> Same outcome. Check the Data pane before running it again.</w:t>
+      </w:r>
+    </w:p>
+    <w:p>
+      <w:r>
+        <w:rPr>
+          <w:b/>
+        </w:rPr>
+        <w:t>Someone else in the group already added them</w:t>
+      </w:r>
+      <w:r>
+        <w:t xml:space="preserve"> to the file you are sharing.</w:t>
+      </w:r>
+    </w:p>
+    <w:p>
+      <w:r>
+        <w:t xml:space="preserve">Either way the fix is to stop adding and check what is there. Click the </w:t>
+      </w:r>
+      <w:r>
+        <w:rPr>
+          <w:rFonts w:ascii="Consolas" w:hAnsi="Consolas"/>
+          <w:color w:val="2F6F9F"/>
+          <w:sz w:val="18"/>
+        </w:rPr>
+        <w:t>Sales</w:t>
+      </w:r>
+      <w:r>
+        <w:t xml:space="preserve"> table in the Data pane and count: there should be </w:t>
+      </w:r>
+      <w:r>
+        <w:rPr>
+          <w:b/>
+        </w:rPr>
+        <w:t>fifteen</w:t>
+      </w:r>
+      <w:r>
+        <w:t xml:space="preserve"> measures on it and </w:t>
+      </w:r>
+      <w:r>
+        <w:rPr>
+          <w:b/>
+        </w:rPr>
+        <w:t>seven</w:t>
+      </w:r>
+      <w:r>
+        <w:t xml:space="preserve"> on </w:t>
+      </w:r>
+      <w:r>
+        <w:rPr>
+          <w:rFonts w:ascii="Consolas" w:hAnsi="Consolas"/>
+          <w:color w:val="2F6F9F"/>
+          <w:sz w:val="18"/>
+        </w:rPr>
+        <w:t>CustomerSegments</w:t>
+      </w:r>
+      <w:r>
+        <w:t>. If the count is right, Part 4 is finished.</w:t>
+      </w:r>
+    </w:p>
+    <w:p>
+      <w:r>
+        <w:t>If you genuinely need to start over, delete the measures first — right-click → Delete from model — rather than creating renamed duplicates alongside them.</w:t>
       </w:r>
     </w:p>
     <w:p>
